--- a/docs/matf78/26_27/78STRUCT_solution_structure/matf78-2026_27-78STRUCT_solution_structure-problems.docx
+++ b/docs/matf78/26_27/78STRUCT_solution_structure/matf78-2026_27-78STRUCT_solution_structure-problems.docx
@@ -1963,7 +1963,7 @@
         <w:color w:val="666666"/>
         <w:sz w:val="18"/>
       </w:rPr>
-      <w:t>1.temats: Atrisinājumu struktūras: Uzdotajam jautājumam atbilstoša atbilde</w:t>
+      <w:t>7.1.temats: Atrisinājumu struktūras: Uzdevumi</w:t>
     </w:r>
   </w:p>
 </w:hdr>
